--- a/user_guides/individual_programs/key_detector/Key_Detector_User_Guide.docx
+++ b/user_guides/individual_programs/key_detector/Key_Detector_User_Guide.docx
@@ -316,6 +316,20 @@
     </w:p>
     <w:p>
       <w:pPr>
+        <w:pStyle w:val="ListBullet"/>
+      </w:pPr>
+      <w:r>
+        <w:rPr>
+          <w:b/>
+        </w:rPr>
+        <w:t xml:space="preserve">Material with no defensible key: </w:t>
+      </w:r>
+      <w:r>
+        <w:t>When the winning correlation does not lead the runner-up by a decisive margin -- broadband noise, percussive material, atonal music -- the file is reported as DETECTED (not tagged) and no key is written, even in Live Update. A file that already has a key tag keeps it. This is deliberate: Key Detector never writes the literal value "Unknown" into your library, because that reads as a musical fact it cannot support and would block a better result on a later run.</w:t>
+      </w:r>
+    </w:p>
+    <w:p>
+      <w:pPr>
         <w:pStyle w:val="Heading1"/>
       </w:pPr>
       <w:r>
@@ -347,7 +361,7 @@
         <w:t xml:space="preserve">Live Update: </w:t>
       </w:r>
       <w:r>
-        <w:t>Writes the detected key to the standard key metadata field, including format-appropriate representations through the shared tag helper.</w:t>
+        <w:t>Writes the detected key to the standard key metadata field, including format-appropriate representations through the shared tag helper. Files whose key could not be determined are reported instead of written.</w:t>
       </w:r>
     </w:p>
     <w:p>

--- a/user_guides/individual_programs/key_detector/Key_Detector_User_Guide.docx
+++ b/user_guides/individual_programs/key_detector/Key_Detector_User_Guide.docx
@@ -166,7 +166,7 @@
         <w:t xml:space="preserve">Workers: </w:t>
       </w:r>
       <w:r>
-        <w:t>Controls the maximum worker count; the default is 4.</w:t>
+        <w:t>Controls the maximum worker count; the default is one worker per logical CPU, capped at 8.</w:t>
       </w:r>
     </w:p>
     <w:p>
